--- a/gestion_cobranza/20260216_req17560_mejora cobranza judicial/doc/reunion.docx
+++ b/gestion_cobranza/20260216_req17560_mejora cobranza judicial/doc/reunion.docx
@@ -1859,12 +1859,24 @@
         </w:rPr>
         <w:t>ref</w:t>
       </w:r>
-      <w:proofErr w:type="spellEnd"/>
-      <w:r>
-        <w:rPr>
-          <w:b/>
-        </w:rPr>
-        <w:t xml:space="preserve"> folio, no se vaya a caer.</w:t>
+      <w:r>
+        <w:rPr>
+          <w:b/>
+        </w:rPr>
+        <w:t>_</w:t>
+      </w:r>
+      <w:r>
+        <w:rPr>
+          <w:b/>
+        </w:rPr>
+        <w:t>folio</w:t>
+      </w:r>
+      <w:proofErr w:type="spellEnd"/>
+      <w:r>
+        <w:rPr>
+          <w:b/>
+        </w:rPr>
+        <w:t>, no se vaya a caer.</w:t>
       </w:r>
     </w:p>
     <w:p>
@@ -1877,16 +1889,14 @@
         <w:rPr>
           <w:b/>
         </w:rPr>
-        <w:t xml:space="preserve">Entonces, agregar este parámetro, si </w:t>
-      </w:r>
-      <w:proofErr w:type="spellStart"/>
-      <w:r>
-        <w:rPr>
-          <w:b/>
-        </w:rPr>
-        <w:t>si</w:t>
-      </w:r>
-      <w:proofErr w:type="spellEnd"/>
+        <w:t>Entonce</w:t>
+      </w:r>
+      <w:r>
+        <w:rPr>
+          <w:b/>
+        </w:rPr>
+        <w:t xml:space="preserve">s, agregar este parámetro, si </w:t>
+      </w:r>
       <w:r>
         <w:rPr>
           <w:b/>
@@ -1913,9 +1923,15 @@
       <w:r>
         <w:t>ref</w:t>
       </w:r>
-      <w:proofErr w:type="spellEnd"/>
-      <w:r>
-        <w:t xml:space="preserve"> folio, le va a aplicar el 15.</w:t>
+      <w:r>
+        <w:t>_</w:t>
+      </w:r>
+      <w:r>
+        <w:t>folio</w:t>
+      </w:r>
+      <w:proofErr w:type="spellEnd"/>
+      <w:r>
+        <w:t>, le va a aplicar el 15.</w:t>
       </w:r>
     </w:p>
     <w:p>
@@ -2062,9 +2078,474 @@
       </w:r>
     </w:p>
     <w:p>
+      <w:r>
+        <w:t xml:space="preserve">Porque el cálculo de honorario ahora necesita recibir el eh </w:t>
+      </w:r>
+      <w:proofErr w:type="spellStart"/>
+      <w:r>
+        <w:t>ref</w:t>
+      </w:r>
+      <w:proofErr w:type="spellEnd"/>
+      <w:r>
+        <w:t xml:space="preserve"> folio.</w:t>
+      </w:r>
+    </w:p>
+    <w:p/>
+    <w:p>
+      <w:proofErr w:type="gramStart"/>
+      <w:r>
+        <w:t>4.mp4</w:t>
+      </w:r>
+      <w:proofErr w:type="gramEnd"/>
+      <w:r>
+        <w:t xml:space="preserve"> (Marcelo Sanhueza explica requerimiento 1)</w:t>
+      </w:r>
+    </w:p>
+    <w:p>
+      <w:r>
+        <w:t xml:space="preserve">Marcelo describe función "FG </w:t>
+      </w:r>
+      <w:proofErr w:type="spellStart"/>
+      <w:r>
+        <w:t>Scop</w:t>
+      </w:r>
+      <w:proofErr w:type="spellEnd"/>
+      <w:r>
+        <w:t xml:space="preserve"> Estado </w:t>
+      </w:r>
+      <w:proofErr w:type="spellStart"/>
+      <w:r>
+        <w:t>Resolve</w:t>
+      </w:r>
+      <w:proofErr w:type="spellEnd"/>
+      <w:r>
+        <w:t xml:space="preserve"> Hood" para verificar si resolución está "ingresada a tribunales". Modificar SP SP1 de cobranza judicial: 15% honorarios si ingresada o nulo </w:t>
+      </w:r>
+      <w:proofErr w:type="spellStart"/>
+      <w:r>
+        <w:t>refolio</w:t>
+      </w:r>
+      <w:proofErr w:type="spellEnd"/>
+      <w:r>
+        <w:t>, 10% si no. Intervenir ventana "cuadro resumen pago deuda" desde "</w:t>
+      </w:r>
+      <w:proofErr w:type="spellStart"/>
+      <w:r>
+        <w:t>gestin</w:t>
+      </w:r>
+      <w:proofErr w:type="spellEnd"/>
+      <w:r>
+        <w:t xml:space="preserve"> cobro &gt; pagar deuda judicial". Probar exhaustivamente. Requerimiento 2: mejorar impresión certificado de deuda.</w:t>
+      </w:r>
+    </w:p>
+    <w:p/>
+    <w:p>
+      <w:r>
+        <w:t>Video:</w:t>
+      </w:r>
+    </w:p>
+    <w:p>
+      <w:proofErr w:type="gramStart"/>
+      <w:r>
+        <w:t>con</w:t>
+      </w:r>
+      <w:proofErr w:type="gramEnd"/>
+      <w:r>
+        <w:t xml:space="preserve"> una función de base de datos que se llama FG </w:t>
+      </w:r>
+      <w:proofErr w:type="spellStart"/>
+      <w:r>
+        <w:t>Scop</w:t>
+      </w:r>
+      <w:proofErr w:type="spellEnd"/>
+      <w:r>
+        <w:t xml:space="preserve"> Estado </w:t>
+      </w:r>
+      <w:proofErr w:type="spellStart"/>
+      <w:r>
+        <w:t>Resolve</w:t>
+      </w:r>
+      <w:proofErr w:type="spellEnd"/>
+      <w:r>
+        <w:t xml:space="preserve"> Hood, que ya está creada, ya existe.</w:t>
+      </w:r>
+    </w:p>
+    <w:p>
+      <w:r>
+        <w:t xml:space="preserve">Si eso te devuelve con ese </w:t>
+      </w:r>
+      <w:proofErr w:type="spellStart"/>
+      <w:r>
+        <w:t>refolio</w:t>
+      </w:r>
+      <w:proofErr w:type="spellEnd"/>
+      <w:r>
+        <w:t xml:space="preserve"> el texto ingresado a tribunales, es porque está ingresada a tribunales.</w:t>
+      </w:r>
+    </w:p>
+    <w:p>
+      <w:r>
+        <w:t xml:space="preserve">Así que ya la pega está hecha, ya </w:t>
+      </w:r>
+      <w:proofErr w:type="spellStart"/>
+      <w:r>
+        <w:t>ya</w:t>
+      </w:r>
+      <w:proofErr w:type="spellEnd"/>
+      <w:r>
+        <w:t xml:space="preserve"> podemos saber el estado de una resolución con esto.</w:t>
+      </w:r>
+    </w:p>
+    <w:p>
+      <w:r>
+        <w:t>Y eso lo tenemos que meter dentro del SP SP1 de cobranza judicial.</w:t>
+      </w:r>
+    </w:p>
+    <w:p>
+      <w:r>
+        <w:t>Entonces, si el estado es ingresada a tribunales,</w:t>
+      </w:r>
+    </w:p>
+    <w:p>
+      <w:proofErr w:type="gramStart"/>
+      <w:r>
+        <w:lastRenderedPageBreak/>
+        <w:t>en</w:t>
+      </w:r>
+      <w:proofErr w:type="gramEnd"/>
+      <w:r>
+        <w:t xml:space="preserve"> ese caso le aplica el 15%.</w:t>
+      </w:r>
+    </w:p>
+    <w:p>
+      <w:r>
+        <w:t>En otro caso, es decir, si esa resolución no existe, no está ingresada a tribunales, le aplica un 10%.</w:t>
+      </w:r>
+    </w:p>
+    <w:p>
+      <w:r>
+        <w:t xml:space="preserve">Si no se envía un </w:t>
+      </w:r>
+      <w:proofErr w:type="spellStart"/>
+      <w:r>
+        <w:t>refolio</w:t>
+      </w:r>
+      <w:proofErr w:type="spellEnd"/>
+      <w:r>
+        <w:t>, le aplica el 15%.</w:t>
+      </w:r>
+    </w:p>
+    <w:p>
+      <w:r>
+        <w:t xml:space="preserve">Es decir, si viene nulo y queda nulo el </w:t>
+      </w:r>
+      <w:proofErr w:type="spellStart"/>
+      <w:r>
+        <w:t>refolio</w:t>
+      </w:r>
+      <w:proofErr w:type="spellEnd"/>
+      <w:r>
+        <w:t>, también le sigue aplicando el 15%.</w:t>
+      </w:r>
+    </w:p>
+    <w:p>
+      <w:r>
+        <w:t>Quizás tienes que volver a leerlo, pero eh en teoría está sencillo, está sencillo, hay que hacer algunas intervenciones, hay que modificar el SP, la lógica del SP.</w:t>
+      </w:r>
+    </w:p>
+    <w:p>
+      <w:r>
+        <w:t>Eh yo revisé el sistema y solo en esta ventana, que es la lo que le llamamos el cuadrito de resumen de pago deuda, que es este, acá si te fijas tiene una línea que dice horario de cobranza.</w:t>
+      </w:r>
+    </w:p>
+    <w:p>
+      <w:r>
+        <w:t>En esa parte tenemos que asegurarnos y ahí es donde hay que probar.</w:t>
+      </w:r>
+    </w:p>
+    <w:p>
+      <w:r>
+        <w:t xml:space="preserve">Yo creo que las pruebas tienen que ser exhaustivas, eh buscar casos que busques una que esté ingresada a tribunales y </w:t>
+      </w:r>
+      <w:proofErr w:type="spellStart"/>
+      <w:r>
+        <w:t>y</w:t>
+      </w:r>
+      <w:proofErr w:type="spellEnd"/>
+      <w:r>
+        <w:t xml:space="preserve"> trates de </w:t>
+      </w:r>
+      <w:proofErr w:type="spellStart"/>
+      <w:r>
+        <w:t>de</w:t>
+      </w:r>
+      <w:proofErr w:type="spellEnd"/>
+      <w:r>
+        <w:t xml:space="preserve"> visualizar en el sistema, este cuadrito de resumen se abre desde la ventana gestión cobro.</w:t>
+      </w:r>
+    </w:p>
+    <w:p>
+      <w:r>
+        <w:t>W gestión cobro, esto.</w:t>
+      </w:r>
+    </w:p>
+    <w:p>
+      <w:r>
+        <w:t>Hay un botón que dice pagar deuda judicial.</w:t>
+      </w:r>
+    </w:p>
+    <w:p>
+      <w:r>
+        <w:t>Desde ahí se abre esta esta ventana cuando eh existen deudas judicial porque si te fijas acá este es la ventana gestión de cobro, que esta ventana tiene un detalle de la deuda y acá abajo tiene unos botones.</w:t>
+      </w:r>
+    </w:p>
+    <w:p>
+      <w:r>
+        <w:t>Y el botón pagar deuda judicial es el que llama la ventana al cuadro resumen.</w:t>
+      </w:r>
+    </w:p>
+    <w:p>
+      <w:r>
+        <w:t>Pero en realidad no tenemos que intervenir el botón, solo tenemos que intervenir la ventana cuadro resumen.</w:t>
+      </w:r>
+    </w:p>
+    <w:p>
+      <w:r>
+        <w:t>Él le llama al SP.</w:t>
+      </w:r>
+    </w:p>
+    <w:p>
+      <w:r>
+        <w:t xml:space="preserve">Y esta ventana ya se abre solo cuando hay una resolución, por lo tanto ya </w:t>
+      </w:r>
+      <w:proofErr w:type="spellStart"/>
+      <w:r>
+        <w:t>setea</w:t>
+      </w:r>
+      <w:proofErr w:type="spellEnd"/>
+      <w:r>
+        <w:t>, creo que en el Open lo hace.</w:t>
+      </w:r>
+    </w:p>
+    <w:p>
+      <w:r>
+        <w:t xml:space="preserve">Ya </w:t>
+      </w:r>
+      <w:proofErr w:type="spellStart"/>
+      <w:r>
+        <w:t>setea</w:t>
+      </w:r>
+      <w:proofErr w:type="spellEnd"/>
+      <w:r>
+        <w:t xml:space="preserve"> el folio de la resolución, porque lo recibe como como parámetro.</w:t>
+      </w:r>
+    </w:p>
+    <w:p>
+      <w:r>
+        <w:t>Ah, no, el mismo joven, creo que lo recibe en un back.</w:t>
+      </w:r>
+    </w:p>
+    <w:p>
+      <w:r>
+        <w:t>Entonces lo que hace esto es abrir el back, acá está.</w:t>
+      </w:r>
+    </w:p>
+    <w:p>
+      <w:r>
+        <w:t xml:space="preserve">Y lo </w:t>
+      </w:r>
+      <w:proofErr w:type="spellStart"/>
+      <w:r>
+        <w:t>setea</w:t>
+      </w:r>
+      <w:proofErr w:type="spellEnd"/>
+      <w:r>
+        <w:t xml:space="preserve"> una variable de instancia, que es el ID folio.</w:t>
+      </w:r>
+    </w:p>
+    <w:p>
+      <w:r>
+        <w:t xml:space="preserve">Entonces esta ventana el </w:t>
+      </w:r>
+      <w:proofErr w:type="spellStart"/>
+      <w:r>
+        <w:t>refolio</w:t>
+      </w:r>
+      <w:proofErr w:type="spellEnd"/>
+      <w:r>
+        <w:t xml:space="preserve"> es el ID folio en esta ventana.</w:t>
+      </w:r>
+    </w:p>
+    <w:p>
+      <w:r>
+        <w:lastRenderedPageBreak/>
+        <w:t xml:space="preserve">Y eso hay que enviarlo en los parámetros y asegurarse de que si ingresó o si estoy pagando una resolución judicial eh que está ingresada a tribunales, el </w:t>
+      </w:r>
+      <w:proofErr w:type="spellStart"/>
+      <w:r>
+        <w:t>el</w:t>
+      </w:r>
+      <w:proofErr w:type="spellEnd"/>
+      <w:r>
+        <w:t xml:space="preserve"> monto me lo incremente este este monto a pagar sea eh el horario de cobranza un 15% más.</w:t>
+      </w:r>
+    </w:p>
+    <w:p>
+      <w:r>
+        <w:t>Si no está ingresada a tribunales, tiene que ser solo un 10% más.</w:t>
+      </w:r>
+    </w:p>
+    <w:p>
+      <w:r>
+        <w:t>¿Entendí?</w:t>
+      </w:r>
+    </w:p>
+    <w:p>
+      <w:r>
+        <w:t xml:space="preserve">Y a futuro si esos porcentajes cambian, lo vamos a cambiar en el SP, no más, no </w:t>
+      </w:r>
+      <w:proofErr w:type="spellStart"/>
+      <w:r>
+        <w:t>no</w:t>
+      </w:r>
+      <w:proofErr w:type="spellEnd"/>
+      <w:r>
+        <w:t xml:space="preserve"> intervenimos esta lógica.</w:t>
+      </w:r>
+    </w:p>
+    <w:p>
+      <w:r>
+        <w:t>Ese es el requerimiento uno y después tenemos un requerimiento dos.</w:t>
+      </w:r>
+    </w:p>
+    <w:p>
+      <w:r>
+        <w:t>Que es este.</w:t>
+      </w:r>
+    </w:p>
+    <w:p>
+      <w:r>
+        <w:t>Como le explica Alex.</w:t>
+      </w:r>
+    </w:p>
+    <w:p>
+      <w:r>
+        <w:t>Alex dice,</w:t>
+      </w:r>
+    </w:p>
+    <w:p>
+      <w:r>
+        <w:t>¿Cómo sacar certificado de deuda de empresas que tienen resolución judicial y también tienen periodos sin resolución judicial?</w:t>
+      </w:r>
+    </w:p>
+    <w:p>
+      <w:r>
+        <w:t>En el botón imprimir, proponer el número de resolución judicial a imprimir o sin resolución judicial.</w:t>
+      </w:r>
+    </w:p>
+    <w:p>
+      <w:r>
+        <w:t>Ya.</w:t>
+      </w:r>
+    </w:p>
+    <w:p>
+      <w:r>
+        <w:t>Lo buscamos a nuestro lenguaje.</w:t>
+      </w:r>
+    </w:p>
+    <w:p>
+      <w:r>
+        <w:t>Yo lo puse acá, mejorar la impresión del certificado de deuda.</w:t>
+      </w:r>
+    </w:p>
+    <w:p>
+      <w:r>
+        <w:t>El certificado de deuda en el sistema de gestión de cobro se obtiene</w:t>
+      </w:r>
+    </w:p>
+    <w:p>
+      <w:r>
+        <w:t>​</w:t>
+      </w:r>
+    </w:p>
+    <w:p/>
+    <w:p>
+      <w:proofErr w:type="gramStart"/>
+      <w:r>
+        <w:t>5.mp4</w:t>
+      </w:r>
+      <w:proofErr w:type="gramEnd"/>
+      <w:r>
+        <w:t xml:space="preserve"> (Marcelo detalla impresión actual)</w:t>
+      </w:r>
+    </w:p>
+    <w:p>
+      <w:r>
+        <w:t xml:space="preserve">Marcelo muestra evento "o imprimir": valida selección en </w:t>
+      </w:r>
+      <w:proofErr w:type="spellStart"/>
+      <w:r>
+        <w:t>datawindow</w:t>
+      </w:r>
+      <w:proofErr w:type="spellEnd"/>
+      <w:r>
+        <w:t xml:space="preserve"> detalle deuda (no mezclar judicial/prejudicial, no múltiples resoluciones, todos periodos por folio). Propone </w:t>
+      </w:r>
+      <w:proofErr w:type="spellStart"/>
+      <w:r>
+        <w:t>popup</w:t>
+      </w:r>
+      <w:proofErr w:type="spellEnd"/>
+      <w:r>
+        <w:t xml:space="preserve"> con radio </w:t>
+      </w:r>
+      <w:proofErr w:type="spellStart"/>
+      <w:r>
+        <w:t>buttons</w:t>
+      </w:r>
+      <w:proofErr w:type="spellEnd"/>
+      <w:r>
+        <w:t>: "selección actual" o "solo resolución X" (</w:t>
+      </w:r>
+      <w:proofErr w:type="spellStart"/>
+      <w:r>
+        <w:t>dropdown</w:t>
+      </w:r>
+      <w:proofErr w:type="spellEnd"/>
+      <w:r>
+        <w:t>), auto-seleccionando filas correctas para evitar errores.</w:t>
+      </w:r>
+    </w:p>
+    <w:p>
+      <w:r>
+        <w:t>​</w:t>
+      </w:r>
       <w:bookmarkStart w:id="0" w:name="_GoBack"/>
-      <w:r>
-        <w:t xml:space="preserve">Porque el cálculo de honorario ahora necesita recibir el eh </w:t>
+      <w:bookmarkEnd w:id="0"/>
+    </w:p>
+    <w:p/>
+    <w:p>
+      <w:proofErr w:type="gramStart"/>
+      <w:r>
+        <w:t>6.mp4</w:t>
+      </w:r>
+      <w:proofErr w:type="gramEnd"/>
+      <w:r>
+        <w:t xml:space="preserve"> (Marcelo profundiza propuesta </w:t>
+      </w:r>
+      <w:proofErr w:type="spellStart"/>
+      <w:r>
+        <w:t>popup</w:t>
+      </w:r>
+      <w:proofErr w:type="spellEnd"/>
+      <w:r>
+        <w:t>)</w:t>
+      </w:r>
+    </w:p>
+    <w:p>
+      <w:r>
+        <w:lastRenderedPageBreak/>
+        <w:t xml:space="preserve">Si usuario elige resolución específica, desmarcar todo y marcar solo filas con ese </w:t>
       </w:r>
       <w:proofErr w:type="spellStart"/>
       <w:r>
@@ -2072,333 +2553,192 @@
       </w:r>
       <w:proofErr w:type="spellEnd"/>
       <w:r>
+        <w:t xml:space="preserve"> folio. Luego ejecutar validaciones actuales (</w:t>
+      </w:r>
+      <w:proofErr w:type="gramStart"/>
+      <w:r>
+        <w:t>pasarán</w:t>
+      </w:r>
+      <w:proofErr w:type="gramEnd"/>
+      <w:r>
+        <w:t xml:space="preserve">). Ayudar usuario en vez de solo validar errores. Revisar si hay resoluciones antes de </w:t>
+      </w:r>
+      <w:proofErr w:type="spellStart"/>
+      <w:r>
+        <w:t>popup</w:t>
+      </w:r>
+      <w:proofErr w:type="spellEnd"/>
+      <w:r>
+        <w:t>.</w:t>
+      </w:r>
+    </w:p>
+    <w:p>
+      <w:r>
+        <w:t>​</w:t>
+      </w:r>
+    </w:p>
+    <w:p/>
+    <w:p>
+      <w:proofErr w:type="gramStart"/>
+      <w:r>
+        <w:t>7.mp4</w:t>
+      </w:r>
+      <w:proofErr w:type="gramEnd"/>
+      <w:r>
+        <w:t xml:space="preserve"> (Jorge cierra y detalla honorarios)</w:t>
+      </w:r>
+    </w:p>
+    <w:p>
+      <w:r>
+        <w:t xml:space="preserve">Jorge indica subir cambios a </w:t>
+      </w:r>
+      <w:proofErr w:type="spellStart"/>
+      <w:r>
+        <w:t>Redmine</w:t>
+      </w:r>
+      <w:proofErr w:type="spellEnd"/>
+      <w:r>
+        <w:t xml:space="preserve"> para revisión post-vacaciones. Recordar intervenir función </w:t>
+      </w:r>
+      <w:proofErr w:type="spellStart"/>
+      <w:r>
+        <w:t>F_on_cobro</w:t>
+      </w:r>
+      <w:proofErr w:type="spellEnd"/>
+      <w:r>
+        <w:t xml:space="preserve"> para usar SP "SP honorario cobranza" si deuda tiene </w:t>
+      </w:r>
+      <w:proofErr w:type="spellStart"/>
+      <w:r>
+        <w:t>ref</w:t>
+      </w:r>
+      <w:proofErr w:type="spellEnd"/>
+      <w:r>
+        <w:t xml:space="preserve"> folio (</w:t>
+      </w:r>
+      <w:proofErr w:type="spellStart"/>
+      <w:r>
+        <w:t>if</w:t>
+      </w:r>
+      <w:proofErr w:type="spellEnd"/>
+      <w:r>
+        <w:t xml:space="preserve"> para judicial). Detalles menores para pruebas y correos relacionados.</w:t>
+      </w:r>
+    </w:p>
+    <w:p>
+      <w:r>
+        <w:t>​</w:t>
+      </w:r>
+    </w:p>
+    <w:p/>
+    <w:p>
+      <w:r>
+        <w:t>Resumen General</w:t>
+      </w:r>
+    </w:p>
+    <w:p>
+      <w:r>
+        <w:t xml:space="preserve">Estos videos forman una reunión de desarrollo software enfocada en mejoras a cobranza judicial en sistema de gestión de cobro (ventanas </w:t>
+      </w:r>
+      <w:proofErr w:type="spellStart"/>
+      <w:r>
+        <w:t>W_gestin_cobro</w:t>
+      </w:r>
+      <w:proofErr w:type="spellEnd"/>
+      <w:r>
+        <w:t xml:space="preserve">, cuadro resumen; </w:t>
+      </w:r>
+      <w:proofErr w:type="spellStart"/>
+      <w:r>
+        <w:t>SPs</w:t>
+      </w:r>
+      <w:proofErr w:type="spellEnd"/>
+      <w:r>
+        <w:t xml:space="preserve"> como SP1_cobranza_judicial, </w:t>
+      </w:r>
+      <w:proofErr w:type="spellStart"/>
+      <w:r>
+        <w:t>SP_honorario_cobranza</w:t>
+      </w:r>
+      <w:proofErr w:type="spellEnd"/>
+      <w:r>
+        <w:t xml:space="preserve">; tabla </w:t>
+      </w:r>
+      <w:proofErr w:type="spellStart"/>
+      <w:r>
+        <w:t>deuda_cotizante</w:t>
+      </w:r>
+      <w:proofErr w:type="spellEnd"/>
+      <w:r>
+        <w:t>).</w:t>
+      </w:r>
+    </w:p>
+    <w:p/>
+    <w:p>
+      <w:r>
+        <w:t xml:space="preserve">Requerimiento 1: Honorarios dinámicos (15% si resolución ingresada a tribunales o nulo; 10% sino) vía función </w:t>
+      </w:r>
+      <w:proofErr w:type="spellStart"/>
+      <w:r>
+        <w:t>FG_Scop_Estado_Resol_Hood</w:t>
+      </w:r>
+      <w:proofErr w:type="spellEnd"/>
+      <w:r>
+        <w:t xml:space="preserve"> en SP y ventana pago deuda judicial. Pruebas exhaustivas.</w:t>
+      </w:r>
+    </w:p>
+    <w:p>
+      <w:r>
+        <w:t>​</w:t>
+      </w:r>
+    </w:p>
+    <w:p/>
+    <w:p>
+      <w:r>
+        <w:t xml:space="preserve">Requerimiento 2: </w:t>
+      </w:r>
+      <w:proofErr w:type="spellStart"/>
+      <w:r>
+        <w:t>Popup</w:t>
+      </w:r>
+      <w:proofErr w:type="spellEnd"/>
+      <w:r>
+        <w:t xml:space="preserve"> en impresión certificado: opción auto-seleccionar por resolución (evita validaciones engorrosas actuales: no mezclar tipos/folios, todos periodos).</w:t>
+      </w:r>
+    </w:p>
+    <w:p/>
+    <w:p>
+      <w:r>
+        <w:t xml:space="preserve">Adicionales: Intervenir </w:t>
+      </w:r>
+      <w:proofErr w:type="spellStart"/>
+      <w:r>
+        <w:t>F_on_cobro</w:t>
+      </w:r>
+      <w:proofErr w:type="spellEnd"/>
+      <w:r>
+        <w:t xml:space="preserve"> para SP honorarios judiciales; subir a </w:t>
+      </w:r>
+      <w:proofErr w:type="spellStart"/>
+      <w:r>
+        <w:t>Redmine</w:t>
+      </w:r>
+      <w:proofErr w:type="spellEnd"/>
+      <w:r>
+        <w:t xml:space="preserve">; contexto deudas empleadores con </w:t>
+      </w:r>
+      <w:proofErr w:type="spellStart"/>
+      <w:r>
+        <w:t>ref</w:t>
+      </w:r>
+      <w:proofErr w:type="spellEnd"/>
+      <w:r>
         <w:t xml:space="preserve"> folio.</w:t>
       </w:r>
     </w:p>
-    <w:bookmarkEnd w:id="0"/>
     <w:p/>
-    <w:p/>
-    <w:p>
-      <w:proofErr w:type="gramStart"/>
-      <w:r>
-        <w:t>4.mp4</w:t>
-      </w:r>
-      <w:proofErr w:type="gramEnd"/>
-      <w:r>
-        <w:t xml:space="preserve"> (Marcelo Sanhueza explica requerimiento 1)</w:t>
-      </w:r>
-    </w:p>
-    <w:p>
-      <w:r>
-        <w:t xml:space="preserve">Marcelo describe función "FG </w:t>
-      </w:r>
-      <w:proofErr w:type="spellStart"/>
-      <w:r>
-        <w:t>Scop</w:t>
-      </w:r>
-      <w:proofErr w:type="spellEnd"/>
-      <w:r>
-        <w:t xml:space="preserve"> Estado </w:t>
-      </w:r>
-      <w:proofErr w:type="spellStart"/>
-      <w:r>
-        <w:t>Resolve</w:t>
-      </w:r>
-      <w:proofErr w:type="spellEnd"/>
-      <w:r>
-        <w:t xml:space="preserve"> Hood" para verificar si resolución está "ingresada a tribunales". Modificar SP SP1 de cobranza judicial: 15% honorarios si ingresada o nulo </w:t>
-      </w:r>
-      <w:proofErr w:type="spellStart"/>
-      <w:r>
-        <w:t>refolio</w:t>
-      </w:r>
-      <w:proofErr w:type="spellEnd"/>
-      <w:r>
-        <w:t>, 10% si no. Intervenir ventana "cuadro resumen pago deuda" desde "</w:t>
-      </w:r>
-      <w:proofErr w:type="spellStart"/>
-      <w:r>
-        <w:t>gestin</w:t>
-      </w:r>
-      <w:proofErr w:type="spellEnd"/>
-      <w:r>
-        <w:t xml:space="preserve"> cobro &gt; pagar deuda judicial". Probar exhaustivamente. Requerimiento 2: mejorar impresión certificado de deuda.</w:t>
-      </w:r>
-    </w:p>
-    <w:p>
-      <w:r>
-        <w:t>​</w:t>
-      </w:r>
-    </w:p>
-    <w:p/>
-    <w:p>
-      <w:proofErr w:type="gramStart"/>
-      <w:r>
-        <w:t>5.mp4</w:t>
-      </w:r>
-      <w:proofErr w:type="gramEnd"/>
-      <w:r>
-        <w:t xml:space="preserve"> (Marcelo detalla impresión actual)</w:t>
-      </w:r>
-    </w:p>
-    <w:p>
-      <w:r>
-        <w:t xml:space="preserve">Marcelo muestra evento "o imprimir": valida selección en </w:t>
-      </w:r>
-      <w:proofErr w:type="spellStart"/>
-      <w:r>
-        <w:t>datawindow</w:t>
-      </w:r>
-      <w:proofErr w:type="spellEnd"/>
-      <w:r>
-        <w:t xml:space="preserve"> detalle deuda (no mezclar judicial/prejudicial, no múltiples resoluciones, todos periodos por folio). Propone </w:t>
-      </w:r>
-      <w:proofErr w:type="spellStart"/>
-      <w:r>
-        <w:t>popup</w:t>
-      </w:r>
-      <w:proofErr w:type="spellEnd"/>
-      <w:r>
-        <w:t xml:space="preserve"> con radio </w:t>
-      </w:r>
-      <w:proofErr w:type="spellStart"/>
-      <w:r>
-        <w:t>buttons</w:t>
-      </w:r>
-      <w:proofErr w:type="spellEnd"/>
-      <w:r>
-        <w:t>: "selección actual" o "solo resolución X" (</w:t>
-      </w:r>
-      <w:proofErr w:type="spellStart"/>
-      <w:r>
-        <w:t>dropdown</w:t>
-      </w:r>
-      <w:proofErr w:type="spellEnd"/>
-      <w:r>
-        <w:t>), auto-seleccionando filas correctas para evitar errores.</w:t>
-      </w:r>
-    </w:p>
-    <w:p>
-      <w:r>
-        <w:t>​</w:t>
-      </w:r>
-    </w:p>
-    <w:p/>
-    <w:p>
-      <w:proofErr w:type="gramStart"/>
-      <w:r>
-        <w:t>6.mp4</w:t>
-      </w:r>
-      <w:proofErr w:type="gramEnd"/>
-      <w:r>
-        <w:t xml:space="preserve"> (Marcelo profundiza propuesta </w:t>
-      </w:r>
-      <w:proofErr w:type="spellStart"/>
-      <w:r>
-        <w:t>popup</w:t>
-      </w:r>
-      <w:proofErr w:type="spellEnd"/>
-      <w:r>
-        <w:t>)</w:t>
-      </w:r>
-    </w:p>
-    <w:p>
-      <w:r>
-        <w:t xml:space="preserve">Si usuario elige resolución específica, desmarcar todo y marcar solo filas con ese </w:t>
-      </w:r>
-      <w:proofErr w:type="spellStart"/>
-      <w:r>
-        <w:t>ref</w:t>
-      </w:r>
-      <w:proofErr w:type="spellEnd"/>
-      <w:r>
-        <w:t xml:space="preserve"> folio. Luego ejecutar validaciones actuales (</w:t>
-      </w:r>
-      <w:proofErr w:type="gramStart"/>
-      <w:r>
-        <w:t>pasarán</w:t>
-      </w:r>
-      <w:proofErr w:type="gramEnd"/>
-      <w:r>
-        <w:t xml:space="preserve">). Ayudar usuario en vez de solo validar errores. Revisar si hay resoluciones antes de </w:t>
-      </w:r>
-      <w:proofErr w:type="spellStart"/>
-      <w:r>
-        <w:t>popup</w:t>
-      </w:r>
-      <w:proofErr w:type="spellEnd"/>
-      <w:r>
-        <w:t>.</w:t>
-      </w:r>
-    </w:p>
-    <w:p>
-      <w:r>
-        <w:t>​</w:t>
-      </w:r>
-    </w:p>
-    <w:p/>
-    <w:p>
-      <w:proofErr w:type="gramStart"/>
-      <w:r>
-        <w:t>7.mp4</w:t>
-      </w:r>
-      <w:proofErr w:type="gramEnd"/>
-      <w:r>
-        <w:t xml:space="preserve"> (Jorge cierra y detalla honorarios)</w:t>
-      </w:r>
-    </w:p>
-    <w:p>
-      <w:r>
-        <w:t xml:space="preserve">Jorge indica subir cambios a </w:t>
-      </w:r>
-      <w:proofErr w:type="spellStart"/>
-      <w:r>
-        <w:t>Redmine</w:t>
-      </w:r>
-      <w:proofErr w:type="spellEnd"/>
-      <w:r>
-        <w:t xml:space="preserve"> para revisión post-vacaciones. Recordar intervenir función </w:t>
-      </w:r>
-      <w:proofErr w:type="spellStart"/>
-      <w:r>
-        <w:t>F_on_cobro</w:t>
-      </w:r>
-      <w:proofErr w:type="spellEnd"/>
-      <w:r>
-        <w:t xml:space="preserve"> para usar SP "SP honorario cobranza" si deuda tiene </w:t>
-      </w:r>
-      <w:proofErr w:type="spellStart"/>
-      <w:r>
-        <w:t>ref</w:t>
-      </w:r>
-      <w:proofErr w:type="spellEnd"/>
-      <w:r>
-        <w:t xml:space="preserve"> folio (</w:t>
-      </w:r>
-      <w:proofErr w:type="spellStart"/>
-      <w:r>
-        <w:t>if</w:t>
-      </w:r>
-      <w:proofErr w:type="spellEnd"/>
-      <w:r>
-        <w:t xml:space="preserve"> para judicial). Detalles menores para pruebas y correos relacionados.</w:t>
-      </w:r>
-    </w:p>
-    <w:p>
-      <w:r>
-        <w:t>​</w:t>
-      </w:r>
-    </w:p>
-    <w:p/>
-    <w:p>
-      <w:r>
-        <w:t>Resumen General</w:t>
-      </w:r>
-    </w:p>
-    <w:p>
-      <w:r>
-        <w:t xml:space="preserve">Estos videos forman una reunión de desarrollo software enfocada en mejoras a cobranza judicial en sistema de gestión de cobro (ventanas </w:t>
-      </w:r>
-      <w:proofErr w:type="spellStart"/>
-      <w:r>
-        <w:t>W_gestin_cobro</w:t>
-      </w:r>
-      <w:proofErr w:type="spellEnd"/>
-      <w:r>
-        <w:t xml:space="preserve">, cuadro resumen; </w:t>
-      </w:r>
-      <w:proofErr w:type="spellStart"/>
-      <w:r>
-        <w:t>SPs</w:t>
-      </w:r>
-      <w:proofErr w:type="spellEnd"/>
-      <w:r>
-        <w:t xml:space="preserve"> como SP1_cobranza_judicial, </w:t>
-      </w:r>
-      <w:proofErr w:type="spellStart"/>
-      <w:r>
-        <w:t>SP_honorario_cobranza</w:t>
-      </w:r>
-      <w:proofErr w:type="spellEnd"/>
-      <w:r>
-        <w:t xml:space="preserve">; tabla </w:t>
-      </w:r>
-      <w:proofErr w:type="spellStart"/>
-      <w:r>
-        <w:t>deuda_cotizante</w:t>
-      </w:r>
-      <w:proofErr w:type="spellEnd"/>
-      <w:r>
-        <w:t>).</w:t>
-      </w:r>
-    </w:p>
-    <w:p/>
-    <w:p>
-      <w:r>
-        <w:t xml:space="preserve">Requerimiento 1: Honorarios dinámicos (15% si resolución ingresada a tribunales o nulo; 10% sino) vía función </w:t>
-      </w:r>
-      <w:proofErr w:type="spellStart"/>
-      <w:r>
-        <w:t>FG_Scop_Estado_Resol_Hood</w:t>
-      </w:r>
-      <w:proofErr w:type="spellEnd"/>
-      <w:r>
-        <w:t xml:space="preserve"> en SP y ventana pago deuda judicial. Pruebas exhaustivas.</w:t>
-      </w:r>
-    </w:p>
-    <w:p>
-      <w:r>
-        <w:t>​</w:t>
-      </w:r>
-    </w:p>
-    <w:p/>
-    <w:p>
-      <w:r>
-        <w:t xml:space="preserve">Requerimiento 2: </w:t>
-      </w:r>
-      <w:proofErr w:type="spellStart"/>
-      <w:r>
-        <w:t>Popup</w:t>
-      </w:r>
-      <w:proofErr w:type="spellEnd"/>
-      <w:r>
-        <w:t xml:space="preserve"> en impresión certificado: opción auto-seleccionar por resolución (evita validaciones engorrosas actuales: no mezclar tipos/folios, todos periodos).</w:t>
-      </w:r>
-    </w:p>
-    <w:p/>
-    <w:p>
-      <w:r>
-        <w:t xml:space="preserve">Adicionales: Intervenir </w:t>
-      </w:r>
-      <w:proofErr w:type="spellStart"/>
-      <w:r>
-        <w:t>F_on_cobro</w:t>
-      </w:r>
-      <w:proofErr w:type="spellEnd"/>
-      <w:r>
-        <w:t xml:space="preserve"> para SP honorarios judiciales; subir a </w:t>
-      </w:r>
-      <w:proofErr w:type="spellStart"/>
-      <w:r>
-        <w:t>Redmine</w:t>
-      </w:r>
-      <w:proofErr w:type="spellEnd"/>
-      <w:r>
-        <w:t xml:space="preserve">; contexto deudas empleadores con </w:t>
-      </w:r>
-      <w:proofErr w:type="spellStart"/>
-      <w:r>
-        <w:t>ref</w:t>
-      </w:r>
-      <w:proofErr w:type="spellEnd"/>
-      <w:r>
-        <w:t xml:space="preserve"> folio.</w:t>
-      </w:r>
-    </w:p>
-    <w:p/>
-    <w:p>
-      <w:r>
-        <w:lastRenderedPageBreak/>
+    <w:p>
+      <w:r>
         <w:t>Duración total ~20-30 min; priorizar pruebas y documentación por vacaciones. Si necesitas transcripciones más largas o código sugerido, dame detalles.</w:t>
       </w:r>
     </w:p>
